--- a/cartographer/corpus_raw/MASTERS_X_BOOK1_ITALICIZED_FIXED.docx
+++ b/cartographer/corpus_raw/MASTERS_X_BOOK1_ITALICIZED_FIXED.docx
@@ -2656,7 +2656,7 @@
           <w:color w:val="1A1A1A"/>
           <w:sz w:val="22"/>
         </w:rPr>
-        <w:t>James had set down the iron. He smelled the way he always smelled on Thursday evenings, solder flux, coffee, the cedar soap he used because Margaret said the regular soap gave him a rash. The specific combination of a specific man on a specific evening, unreproducible, the kind of detail that disappeared from the world when the person did and could never be recovered from photographs or letters or the careful language of obituaries.</w:t>
+        <w:t>James had set down the iron. He smelled the way he always smelled on Thursday evenings, solder flux, coffee, the cedar soap he used because Lorraine said the regular soap gave him a rash. The specific combination of a specific man on a specific evening, unreproducible, the kind of detail that disappeared from the world when the person did and could never be recovered from photographs or letters or the careful language of obituaries.</w:t>
       </w:r>
     </w:p>
     <w:p>
@@ -13126,7 +13126,7 @@
           <w:color w:val="1A1A1A"/>
           <w:sz w:val="22"/>
         </w:rPr>
-        <w:t>Margaret Masters, sixty-three. Her face did the thing it always did. Joy at seeing her son compressed by the worry that accompanied every unexpected visit. Blake hadn't called ahead. He should have called ahead.</w:t>
+        <w:t>Lorraine Masters, sixty-three. Her face did the thing it always did. Joy at seeing her son compressed by the worry that accompanied every unexpected visit. Blake hadn't called ahead. He should have called ahead.</w:t>
       </w:r>
     </w:p>
     <w:p>
@@ -13211,7 +13211,7 @@
           <w:color w:val="1A1A1A"/>
           <w:sz w:val="22"/>
         </w:rPr>
-        <w:t>"Come in," Margaret said. "Ethan's here."</w:t>
+        <w:t>"Come in," Lorraine said. "Ethan's here."</w:t>
       </w:r>
     </w:p>
     <w:p>
@@ -13296,7 +13296,7 @@
           <w:color w:val="1A1A1A"/>
           <w:sz w:val="22"/>
         </w:rPr>
-        <w:t>Margaret set tea on the table. Not coffee. Tea. Blake noticed the choice. His mother had always served tea when she wanted a real conversation.</w:t>
+        <w:t>Lorraine set tea on the table. Not coffee. Tea. Blake noticed the choice. His mother had always served tea when she wanted a real conversation.</w:t>
       </w:r>
     </w:p>
     <w:p>
@@ -13330,24 +13330,24 @@
           <w:color w:val="1A1A1A"/>
           <w:sz w:val="22"/>
         </w:rPr>
-        <w:t>Margaret's hands went still on the teapot. Ethan set down the newspaper.</w:t>
-      </w:r>
-    </w:p>
-    <w:p>
-      <w:pPr>
-        <w:spacing w:after="0" w:before="0"/>
-        <w:ind w:firstLine="360"/>
-        <w:jc w:val="both"/>
-      </w:pPr>
-      <w:r>
-        <w:rPr>
-          <w:rFonts w:ascii="Times New Roman" w:hAnsi="Times New Roman"/>
-          <w:b w:val="0"/>
-          <w:i w:val="0"/>
-          <w:color w:val="1A1A1A"/>
-          <w:sz w:val="22"/>
-        </w:rPr>
-        <w:t>"What about him?" Margaret's voice was careful.</w:t>
+        <w:t>Lorraine's hands went still on the teapot. Ethan set down the newspaper.</w:t>
+      </w:r>
+    </w:p>
+    <w:p>
+      <w:pPr>
+        <w:spacing w:after="0" w:before="0"/>
+        <w:ind w:firstLine="360"/>
+        <w:jc w:val="both"/>
+      </w:pPr>
+      <w:r>
+        <w:rPr>
+          <w:rFonts w:ascii="Times New Roman" w:hAnsi="Times New Roman"/>
+          <w:b w:val="0"/>
+          <w:i w:val="0"/>
+          <w:color w:val="1A1A1A"/>
+          <w:sz w:val="22"/>
+        </w:rPr>
+        <w:t>"What about him?" Lorraine's voice was careful.</w:t>
       </w:r>
     </w:p>
     <w:p>
@@ -13551,7 +13551,7 @@
           <w:color w:val="1A1A1A"/>
           <w:sz w:val="22"/>
         </w:rPr>
-        <w:t>"Your father was a good man," Margaret said. "But he couldn't leave things alone."</w:t>
+        <w:t>"Your father was a good man," Lorraine said. "But he couldn't leave things alone."</w:t>
       </w:r>
     </w:p>
     <w:p>
@@ -13585,7 +13585,7 @@
           <w:color w:val="1A1A1A"/>
           <w:sz w:val="22"/>
         </w:rPr>
-        <w:t>Margaret studied him. Then she stood, walked to the back bedroom, and returned with a wooden box Blake had never seen. Carved walnut, simple, the kind of work his father had done in the garage on weekends.</w:t>
+        <w:t>Lorraine studied him. Then she stood, walked to the back bedroom, and returned with a wooden box Blake had never seen. Carved walnut, simple, the kind of work his father had done in the garage on weekends.</w:t>
       </w:r>
     </w:p>
     <w:p>
@@ -13687,7 +13687,7 @@
           <w:color w:val="1A1A1A"/>
           <w:sz w:val="22"/>
         </w:rPr>
-        <w:t>"He knew something was wrong." Margaret's eyes were wet. "He called me the night before. Said if anything happened, to hide this. Give it to you when you were ready."</w:t>
+        <w:t>"He knew something was wrong." Lorraine's eyes were wet. "He called me the night before. Said if anything happened, to hide this. Give it to you when you were ready."</w:t>
       </w:r>
     </w:p>
     <w:p>
@@ -13891,7 +13891,7 @@
           <w:color w:val="1A1A1A"/>
           <w:sz w:val="22"/>
         </w:rPr>
-        <w:t>Margaret put her hand over Blake's. Her grip was stronger than it looked, sixty-three years of holding things together.</w:t>
+        <w:t>Lorraine put her hand over Blake's. Her grip was stronger than it looked, sixty-three years of holding things together.</w:t>
       </w:r>
     </w:p>
     <w:p>
@@ -16758,7 +16758,7 @@
           <w:color w:val="1A1A1A"/>
           <w:sz w:val="22"/>
         </w:rPr>
-        <w:t>Three keys now. William's Oscar-01 key. James's key from Margaret's box. And the Strahov Library key, waiting since 1965.</w:t>
+        <w:t>Three keys now. William's Oscar-01 key. James's key from Lorraine's box. And the Strahov Library key, waiting since 1965.</w:t>
       </w:r>
     </w:p>
     <w:p>
@@ -20277,7 +20277,7 @@
           <w:color w:val="1A1A1A"/>
           <w:sz w:val="22"/>
         </w:rPr>
-        <w:t>"You have William's face," he said in accented English. "But your mother's coloring. Margaret, yes?"</w:t>
+        <w:t>"You have William's face," he said in accented English. "But your mother's coloring. Lorraine, yes?"</w:t>
       </w:r>
     </w:p>
     <w:p>
@@ -20501,7 +20501,7 @@
           <w:color w:val="1A1A1A"/>
           <w:sz w:val="22"/>
         </w:rPr>
-        <w:t>"Because he was alone." Miroslav's gaze moved to Nadia. "He didn't have anyone to come back to. Margaret was in Kansas City. James was a child."</w:t>
+        <w:t>"Because he was alone." Miroslav's gaze moved to Nadia. "He didn't have anyone to come back to. Lorraine was in Kansas City. James was a child."</w:t>
       </w:r>
     </w:p>
     <w:p>
@@ -20807,7 +20807,7 @@
           <w:color w:val="1A1A1A"/>
           <w:sz w:val="22"/>
         </w:rPr>
-        <w:t>Nadia paused. "Blake, your grandfather was wrong about one thing. He said he didn't have anyone to come back to. But he did. He had Margaret. He just couldn't see past the patterns to find her." She held his gaze. "Don't lose me in the patterns. Please."</w:t>
+        <w:t>Nadia paused. "Blake, your grandfather was wrong about one thing. He said he didn't have anyone to come back to. But he did. He had Lorraine. He just couldn't see past the patterns to find her." She held his gaze. "Don't lose me in the patterns. Please."</w:t>
       </w:r>
     </w:p>
     <w:p>
@@ -24570,7 +24570,7 @@
           <w:color w:val="1A1A1A"/>
           <w:sz w:val="22"/>
         </w:rPr>
-        <w:t>Professor Sarah Chen from Cambridge stood. "The proportional system. May I see it again?" She studied the geometric relationships. "We documented every measurement. But we never connected it to the seven-fold structure because -"</w:t>
+        <w:t>Professor Sarah Ashworth from Cambridge stood. "The proportional system. May I see it again?" She studied the geometric relationships. "We documented every measurement. But we never connected it to the seven-fold structure because -"</w:t>
       </w:r>
     </w:p>
     <w:p>
@@ -24604,7 +24604,7 @@
           <w:color w:val="1A1A1A"/>
           <w:sz w:val="22"/>
         </w:rPr>
-        <w:t>Chen looked between them. "If this holds up, this rewrites five hundred years of scholarship."</w:t>
+        <w:t>Ashworth looked between them. "If this holds up, this rewrites five hundred years of scholarship."</w:t>
       </w:r>
     </w:p>
     <w:p>
@@ -27181,7 +27181,7 @@
           <w:color w:val="1A1A1A"/>
           <w:sz w:val="22"/>
         </w:rPr>
-        <w:t>Margaret knew.</w:t>
+        <w:t>Lorraine knew.</w:t>
       </w:r>
     </w:p>
     <w:p>
@@ -27215,7 +27215,7 @@
           <w:color w:val="1A1A1A"/>
           <w:sz w:val="22"/>
         </w:rPr>
-        <w:t>Margaret's house was the same as always. The red-brick ranch on Fifty-Third Street. Live oaks James had planted as saplings, now thirty feet tall. A basketball hoop over the garage, backboard cracked. Every house becomes a biography of the family that lives in it, and Margaret's was a biography of loss.</w:t>
+        <w:t>Lorraine's house was the same as always. The red-brick ranch on Fifty-Third Street. Live oaks James had planted as saplings, now thirty feet tall. A basketball hoop over the garage, backboard cracked. Every house becomes a biography of the family that lives in it, and Lorraine's was a biography of loss.</w:t>
       </w:r>
     </w:p>
     <w:p>
@@ -27249,7 +27249,7 @@
           <w:color w:val="1A1A1A"/>
           <w:sz w:val="22"/>
         </w:rPr>
-        <w:t>Blake rehearsed his careful progression. Margaret set tea on the table and let him talk for about three minutes. Then she held up her hand.</w:t>
+        <w:t>Blake rehearsed his careful progression. Lorraine set tea on the table and let him talk for about three minutes. Then she held up her hand.</w:t>
       </w:r>
     </w:p>
     <w:p>
@@ -27368,24 +27368,24 @@
           <w:color w:val="1A1A1A"/>
           <w:sz w:val="22"/>
         </w:rPr>
-        <w:t>"They said accidents happen. And they made sure I understood what kind." Margaret's eyes were dry. "You were twelve. Your father was dead. And the people who killed him made it clear that silence was the price of your survival. So I paid it."</w:t>
-      </w:r>
-    </w:p>
-    <w:p>
-      <w:pPr>
-        <w:spacing w:after="0" w:before="0"/>
-        <w:ind w:firstLine="360"/>
-        <w:jc w:val="both"/>
-      </w:pPr>
-      <w:r>
-        <w:rPr>
-          <w:rFonts w:ascii="Times New Roman" w:hAnsi="Times New Roman"/>
-          <w:b w:val="0"/>
-          <w:i w:val="0"/>
-          <w:color w:val="1A1A1A"/>
-          <w:sz w:val="22"/>
-        </w:rPr>
-        <w:t>He tried to explain the patterns. Margaret listened. When he finished, she shook her head, not in denial. In recognition.</w:t>
+        <w:t>"They said accidents happen. And they made sure I understood what kind." Lorraine's eyes were dry. "You were twelve. Your father was dead. And the people who killed him made it clear that silence was the price of your survival. So I paid it."</w:t>
+      </w:r>
+    </w:p>
+    <w:p>
+      <w:pPr>
+        <w:spacing w:after="0" w:before="0"/>
+        <w:ind w:firstLine="360"/>
+        <w:jc w:val="both"/>
+      </w:pPr>
+      <w:r>
+        <w:rPr>
+          <w:rFonts w:ascii="Times New Roman" w:hAnsi="Times New Roman"/>
+          <w:b w:val="0"/>
+          <w:i w:val="0"/>
+          <w:color w:val="1A1A1A"/>
+          <w:sz w:val="22"/>
+        </w:rPr>
+        <w:t>He tried to explain the patterns. Lorraine listened. When he finished, she shook her head, not in denial. In recognition.</w:t>
       </w:r>
     </w:p>
     <w:p>
@@ -27453,7 +27453,7 @@
           <w:color w:val="1A1A1A"/>
           <w:sz w:val="22"/>
         </w:rPr>
-        <w:t>"He gave me something," Margaret said. A small lockbox from a cabinet Blake had never seen her open. A USB drive. A photograph of William at Oscar-01, 1963. And a letter.</w:t>
+        <w:t>"He gave me something," Lorraine said. A small lockbox from a cabinet Blake had never seen her open. A USB drive. A photograph of William at Oscar-01, 1963. And a letter.</w:t>
       </w:r>
     </w:p>
     <w:p>
@@ -27744,7 +27744,7 @@
           <w:color w:val="1A1A1A"/>
           <w:sz w:val="22"/>
         </w:rPr>
-        <w:t>Margaret stared at the key. "Promise me you won't go alone."</w:t>
+        <w:t>Lorraine stared at the key. "Promise me you won't go alone."</w:t>
       </w:r>
     </w:p>
     <w:p>
@@ -28114,7 +28114,7 @@
           <w:color w:val="1A1A1A"/>
           <w:sz w:val="22"/>
         </w:rPr>
-        <w:t>They'd spent the day planning. Andrew building digital distribution. Blake organizing the seven-site documentation. Nadia translating the Strahov Latin. The work was ready. Professor Chen had agreed to lead independent verification. Miroslav confirmed the Prague end.</w:t>
+        <w:t>They'd spent the day planning. Andrew building digital distribution. Blake organizing the seven-site documentation. Nadia translating the Strahov Latin. The work was ready. Professor Ashworth had agreed to lead independent verification. Miroslav confirmed the Prague end.</w:t>
       </w:r>
     </w:p>
     <w:p>
@@ -29475,7 +29475,7 @@
           <w:color w:val="1A1A1A"/>
           <w:sz w:val="22"/>
         </w:rPr>
-        <w:t>Ethan was with Margaret, who was with the Foundation's Kansas City operation, which was with the larger network that now stretched across fourteen countries and showed no signs of stopping.</w:t>
+        <w:t>Ethan was with Lorraine, who was with the Foundation's Kansas City operation, which was with the larger network that now stretched across fourteen countries and showed no signs of stopping.</w:t>
       </w:r>
     </w:p>
     <w:p>
@@ -29594,7 +29594,7 @@
           <w:color w:val="1A1A1A"/>
           <w:sz w:val="22"/>
         </w:rPr>
-        <w:t>"Seven graduates," Nadia said. She was doing the thing she did now, grounding him with facts when his acuity threatened to carry him away. "Twelve new candidates in training. Chen's Cambridge verification paper publishes in March. The Portuguese archives opened three weeks ago. Father Crane's teaching module is running in six countries."</w:t>
+        <w:t>"Seven graduates," Nadia said. She was doing the thing she did now, grounding him with facts when his acuity threatened to carry him away. "Twelve new candidates in training. Ashworth's Cambridge verification paper publishes in March. The Portuguese archives opened three weeks ago. Father Crane's teaching module is running in six countries."</w:t>
       </w:r>
     </w:p>
     <w:p>
